--- a/output/投研舆情晨报_2026-10-14.docx
+++ b/output/投研舆情晨报_2026-10-14.docx
@@ -19,7 +19,7 @@
           <w:color w:val="8A939E"/>
           <w:sz w:val="18"/>
         </w:rPr>
-        <w:t>覆盖 6 家媒体 · 入库 15,044 条 · 去重后 2,235 条 · 识别热点 69 个</w:t>
+        <w:t>覆盖 6 家媒体 · 入库 15,109 条 · 去重后 2,496 条 · 识别热点 74 个</w:t>
       </w:r>
     </w:p>
     <w:p>
@@ -126,7 +126,7 @@
           </w:tcPr>
           <w:p>
             <w:r>
-              <w:t>0.758</w:t>
+              <w:t>0.761</w:t>
             </w:r>
           </w:p>
         </w:tc>
@@ -146,7 +146,7 @@
           </w:tcPr>
           <w:p>
             <w:r>
-              <w:t>大宗与能化</w:t>
+              <w:t>宏观政策</w:t>
             </w:r>
           </w:p>
         </w:tc>
@@ -156,7 +156,7 @@
           </w:tcPr>
           <w:p>
             <w:r>
-              <w:t>内盘期货夜市涨跌各异，低硫燃油收涨超6.7%，燃油涨约4.5</w:t>
+              <w:t>中国9月CPI同比0.9%，同比涨幅为三个月高点，前值为0.</w:t>
             </w:r>
           </w:p>
         </w:tc>
@@ -166,7 +166,7 @@
           </w:tcPr>
           <w:p>
             <w:r>
-              <w:t>15/3</w:t>
+              <w:t>13/4</w:t>
             </w:r>
           </w:p>
         </w:tc>
@@ -188,7 +188,7 @@
           </w:tcPr>
           <w:p>
             <w:r>
-              <w:t>0.751</w:t>
+              <w:t>0.735</w:t>
             </w:r>
           </w:p>
         </w:tc>
@@ -218,7 +218,7 @@
           </w:tcPr>
           <w:p>
             <w:r>
-              <w:t>PCB概念股震荡走弱，宏昌电子跌停，金安国纪触及跌停，华正新</w:t>
+              <w:t>创业板指、科创50均跌超3%，沪指跌1.14%，深成指跌2.</w:t>
             </w:r>
           </w:p>
         </w:tc>
@@ -228,7 +228,7 @@
           </w:tcPr>
           <w:p>
             <w:r>
-              <w:t>17/3</w:t>
+              <w:t>12/3</w:t>
             </w:r>
           </w:p>
         </w:tc>
@@ -250,7 +250,7 @@
           </w:tcPr>
           <w:p>
             <w:r>
-              <w:t>0.742</w:t>
+              <w:t>0.715</w:t>
             </w:r>
           </w:p>
         </w:tc>
@@ -290,7 +290,7 @@
           </w:tcPr>
           <w:p>
             <w:r>
-              <w:t>12/2</w:t>
+              <w:t>13/2</w:t>
             </w:r>
           </w:p>
         </w:tc>
@@ -312,69 +312,7 @@
           </w:tcPr>
           <w:p>
             <w:r>
-              <w:t>0.704</w:t>
-            </w:r>
-          </w:p>
-        </w:tc>
-        <w:tc>
-          <w:tcPr>
-            <w:tcW w:type="dxa" w:w="1440"/>
-          </w:tcPr>
-          <w:p>
-            <w:r>
-              <w:t>爆点</w:t>
-            </w:r>
-          </w:p>
-        </w:tc>
-        <w:tc>
-          <w:tcPr>
-            <w:tcW w:type="dxa" w:w="1440"/>
-          </w:tcPr>
-          <w:p>
-            <w:r>
-              <w:t>半导体</w:t>
-            </w:r>
-          </w:p>
-        </w:tc>
-        <w:tc>
-          <w:tcPr>
-            <w:tcW w:type="dxa" w:w="1440"/>
-          </w:tcPr>
-          <w:p>
-            <w:r>
-              <w:t>快讯：恒指低开0.41% 恒科指跌0.96% 科网股低迷 存</w:t>
-            </w:r>
-          </w:p>
-        </w:tc>
-        <w:tc>
-          <w:tcPr>
-            <w:tcW w:type="dxa" w:w="1440"/>
-          </w:tcPr>
-          <w:p>
-            <w:r>
-              <w:t>18/3</w:t>
-            </w:r>
-          </w:p>
-        </w:tc>
-      </w:tr>
-      <w:tr>
-        <w:tc>
-          <w:tcPr>
-            <w:tcW w:type="dxa" w:w="1440"/>
-          </w:tcPr>
-          <w:p>
-            <w:r>
-              <w:t>5</w:t>
-            </w:r>
-          </w:p>
-        </w:tc>
-        <w:tc>
-          <w:tcPr>
-            <w:tcW w:type="dxa" w:w="1440"/>
-          </w:tcPr>
-          <w:p>
-            <w:r>
-              <w:t>0.703</w:t>
+              <w:t>0.669</w:t>
             </w:r>
           </w:p>
         </w:tc>
@@ -426,7 +364,7 @@
           </w:tcPr>
           <w:p>
             <w:r>
-              <w:t>6</w:t>
+              <w:t>5</w:t>
             </w:r>
           </w:p>
         </w:tc>
@@ -456,7 +394,7 @@
           </w:tcPr>
           <w:p>
             <w:r>
-              <w:t>综合</w:t>
+              <w:t>半导体</w:t>
             </w:r>
           </w:p>
         </w:tc>
@@ -466,7 +404,7 @@
           </w:tcPr>
           <w:p>
             <w:r>
-              <w:t>特朗普称俄乌都同意“能源停火”，俄方回应：暂无可发布信息，相</w:t>
+              <w:t>快讯：恒指低开0.41% 恒科指跌0.96% 科网股低迷 存</w:t>
             </w:r>
           </w:p>
         </w:tc>
@@ -476,7 +414,69 @@
           </w:tcPr>
           <w:p>
             <w:r>
-              <w:t>8/2</w:t>
+              <w:t>19/3</w:t>
+            </w:r>
+          </w:p>
+        </w:tc>
+      </w:tr>
+      <w:tr>
+        <w:tc>
+          <w:tcPr>
+            <w:tcW w:type="dxa" w:w="1440"/>
+          </w:tcPr>
+          <w:p>
+            <w:r>
+              <w:t>6</w:t>
+            </w:r>
+          </w:p>
+        </w:tc>
+        <w:tc>
+          <w:tcPr>
+            <w:tcW w:type="dxa" w:w="1440"/>
+          </w:tcPr>
+          <w:p>
+            <w:r>
+              <w:t>0.564</w:t>
+            </w:r>
+          </w:p>
+        </w:tc>
+        <w:tc>
+          <w:tcPr>
+            <w:tcW w:type="dxa" w:w="1440"/>
+          </w:tcPr>
+          <w:p>
+            <w:r>
+              <w:t>爆点</w:t>
+            </w:r>
+          </w:p>
+        </w:tc>
+        <w:tc>
+          <w:tcPr>
+            <w:tcW w:type="dxa" w:w="1440"/>
+          </w:tcPr>
+          <w:p>
+            <w:r>
+              <w:t>大宗与能化</w:t>
+            </w:r>
+          </w:p>
+        </w:tc>
+        <w:tc>
+          <w:tcPr>
+            <w:tcW w:type="dxa" w:w="1440"/>
+          </w:tcPr>
+          <w:p>
+            <w:r>
+              <w:t>内盘期货夜市涨跌各异，低硫燃油收涨超6.7%，燃油涨约4.5</w:t>
+            </w:r>
+          </w:p>
+        </w:tc>
+        <w:tc>
+          <w:tcPr>
+            <w:tcW w:type="dxa" w:w="1440"/>
+          </w:tcPr>
+          <w:p>
+            <w:r>
+              <w:t>7/3</w:t>
             </w:r>
           </w:p>
         </w:tc>
@@ -498,7 +498,7 @@
           </w:tcPr>
           <w:p>
             <w:r>
-              <w:t>0.613</w:t>
+              <w:t>0.537</w:t>
             </w:r>
           </w:p>
         </w:tc>
@@ -508,131 +508,7 @@
           </w:tcPr>
           <w:p>
             <w:r>
-              <w:t>高热</w:t>
-            </w:r>
-          </w:p>
-        </w:tc>
-        <w:tc>
-          <w:tcPr>
-            <w:tcW w:type="dxa" w:w="1440"/>
-          </w:tcPr>
-          <w:p>
-            <w:r>
-              <w:t>宏观政策</w:t>
-            </w:r>
-          </w:p>
-        </w:tc>
-        <w:tc>
-          <w:tcPr>
-            <w:tcW w:type="dxa" w:w="1440"/>
-          </w:tcPr>
-          <w:p>
-            <w:r>
-              <w:t>中国9月CPI同比0.9%，同比涨幅为三个月高点，前值为0.</w:t>
-            </w:r>
-          </w:p>
-        </w:tc>
-        <w:tc>
-          <w:tcPr>
-            <w:tcW w:type="dxa" w:w="1440"/>
-          </w:tcPr>
-          <w:p>
-            <w:r>
-              <w:t>6/3</w:t>
-            </w:r>
-          </w:p>
-        </w:tc>
-      </w:tr>
-      <w:tr>
-        <w:tc>
-          <w:tcPr>
-            <w:tcW w:type="dxa" w:w="1440"/>
-          </w:tcPr>
-          <w:p>
-            <w:r>
-              <w:t>8</w:t>
-            </w:r>
-          </w:p>
-        </w:tc>
-        <w:tc>
-          <w:tcPr>
-            <w:tcW w:type="dxa" w:w="1440"/>
-          </w:tcPr>
-          <w:p>
-            <w:r>
-              <w:t>0.597</w:t>
-            </w:r>
-          </w:p>
-        </w:tc>
-        <w:tc>
-          <w:tcPr>
-            <w:tcW w:type="dxa" w:w="1440"/>
-          </w:tcPr>
-          <w:p>
-            <w:r>
-              <w:t>高热</w:t>
-            </w:r>
-          </w:p>
-        </w:tc>
-        <w:tc>
-          <w:tcPr>
-            <w:tcW w:type="dxa" w:w="1440"/>
-          </w:tcPr>
-          <w:p>
-            <w:r>
-              <w:t>新能源</w:t>
-            </w:r>
-          </w:p>
-        </w:tc>
-        <w:tc>
-          <w:tcPr>
-            <w:tcW w:type="dxa" w:w="1440"/>
-          </w:tcPr>
-          <w:p>
-            <w:r>
-              <w:t>财政部：将新能源汽车的增值税出口退税率由13%下调至9%</w:t>
-            </w:r>
-          </w:p>
-        </w:tc>
-        <w:tc>
-          <w:tcPr>
-            <w:tcW w:type="dxa" w:w="1440"/>
-          </w:tcPr>
-          <w:p>
-            <w:r>
-              <w:t>6/3</w:t>
-            </w:r>
-          </w:p>
-        </w:tc>
-      </w:tr>
-      <w:tr>
-        <w:tc>
-          <w:tcPr>
-            <w:tcW w:type="dxa" w:w="1440"/>
-          </w:tcPr>
-          <w:p>
-            <w:r>
-              <w:t>9</w:t>
-            </w:r>
-          </w:p>
-        </w:tc>
-        <w:tc>
-          <w:tcPr>
-            <w:tcW w:type="dxa" w:w="1440"/>
-          </w:tcPr>
-          <w:p>
-            <w:r>
-              <w:t>0.566</w:t>
-            </w:r>
-          </w:p>
-        </w:tc>
-        <w:tc>
-          <w:tcPr>
-            <w:tcW w:type="dxa" w:w="1440"/>
-          </w:tcPr>
-          <w:p>
-            <w:r>
-              <w:t>高热</w:t>
+              <w:t>爆点</w:t>
             </w:r>
           </w:p>
         </w:tc>
@@ -674,7 +550,7 @@
           </w:tcPr>
           <w:p>
             <w:r>
-              <w:t>10</w:t>
+              <w:t>8</w:t>
             </w:r>
           </w:p>
         </w:tc>
@@ -684,7 +560,7 @@
           </w:tcPr>
           <w:p>
             <w:r>
-              <w:t>0.535</w:t>
+              <w:t>0.525</w:t>
             </w:r>
           </w:p>
         </w:tc>
@@ -704,7 +580,7 @@
           </w:tcPr>
           <w:p>
             <w:r>
-              <w:t>AI与大模型</w:t>
+              <w:t>综合</w:t>
             </w:r>
           </w:p>
         </w:tc>
@@ -714,7 +590,7 @@
           </w:tcPr>
           <w:p>
             <w:r>
-              <w:t>Meta推出最强模型Muse Wonder：比肩GPT6 小</w:t>
+              <w:t>特朗普称俄乌都同意“能源停火”，俄方回应：暂无可发布信息，相</w:t>
             </w:r>
           </w:p>
         </w:tc>
@@ -725,6 +601,130 @@
           <w:p>
             <w:r>
               <w:t>5/2</w:t>
+            </w:r>
+          </w:p>
+        </w:tc>
+      </w:tr>
+      <w:tr>
+        <w:tc>
+          <w:tcPr>
+            <w:tcW w:type="dxa" w:w="1440"/>
+          </w:tcPr>
+          <w:p>
+            <w:r>
+              <w:t>9</w:t>
+            </w:r>
+          </w:p>
+        </w:tc>
+        <w:tc>
+          <w:tcPr>
+            <w:tcW w:type="dxa" w:w="1440"/>
+          </w:tcPr>
+          <w:p>
+            <w:r>
+              <w:t>0.521</w:t>
+            </w:r>
+          </w:p>
+        </w:tc>
+        <w:tc>
+          <w:tcPr>
+            <w:tcW w:type="dxa" w:w="1440"/>
+          </w:tcPr>
+          <w:p>
+            <w:r>
+              <w:t>高热</w:t>
+            </w:r>
+          </w:p>
+        </w:tc>
+        <w:tc>
+          <w:tcPr>
+            <w:tcW w:type="dxa" w:w="1440"/>
+          </w:tcPr>
+          <w:p>
+            <w:r>
+              <w:t>宏观政策</w:t>
+            </w:r>
+          </w:p>
+        </w:tc>
+        <w:tc>
+          <w:tcPr>
+            <w:tcW w:type="dxa" w:w="1440"/>
+          </w:tcPr>
+          <w:p>
+            <w:r>
+              <w:t>9月份我国货物贸易进出口首破5万亿元 增长27.5%</w:t>
+            </w:r>
+          </w:p>
+        </w:tc>
+        <w:tc>
+          <w:tcPr>
+            <w:tcW w:type="dxa" w:w="1440"/>
+          </w:tcPr>
+          <w:p>
+            <w:r>
+              <w:t>4/3</w:t>
+            </w:r>
+          </w:p>
+        </w:tc>
+      </w:tr>
+      <w:tr>
+        <w:tc>
+          <w:tcPr>
+            <w:tcW w:type="dxa" w:w="1440"/>
+          </w:tcPr>
+          <w:p>
+            <w:r>
+              <w:t>10</w:t>
+            </w:r>
+          </w:p>
+        </w:tc>
+        <w:tc>
+          <w:tcPr>
+            <w:tcW w:type="dxa" w:w="1440"/>
+          </w:tcPr>
+          <w:p>
+            <w:r>
+              <w:t>0.518</w:t>
+            </w:r>
+          </w:p>
+        </w:tc>
+        <w:tc>
+          <w:tcPr>
+            <w:tcW w:type="dxa" w:w="1440"/>
+          </w:tcPr>
+          <w:p>
+            <w:r>
+              <w:t>高热</w:t>
+            </w:r>
+          </w:p>
+        </w:tc>
+        <w:tc>
+          <w:tcPr>
+            <w:tcW w:type="dxa" w:w="1440"/>
+          </w:tcPr>
+          <w:p>
+            <w:r>
+              <w:t>大宗与能化</w:t>
+            </w:r>
+          </w:p>
+        </w:tc>
+        <w:tc>
+          <w:tcPr>
+            <w:tcW w:type="dxa" w:w="1440"/>
+          </w:tcPr>
+          <w:p>
+            <w:r>
+              <w:t>俄罗斯副总理诺瓦克：俄罗斯将向美国及全球市场供应柴油。 首批</w:t>
+            </w:r>
+          </w:p>
+        </w:tc>
+        <w:tc>
+          <w:tcPr>
+            <w:tcW w:type="dxa" w:w="1440"/>
+          </w:tcPr>
+          <w:p>
+            <w:r>
+              <w:t>4/3</w:t>
             </w:r>
           </w:p>
         </w:tc>
@@ -746,7 +746,7 @@
         <w:pStyle w:val="Heading2"/>
       </w:pPr>
       <w:r>
-        <w:t>内盘期货夜市涨跌各异，低硫燃油收涨超6.7%，燃油涨约4.5%，甲醇跌约5.1%</w:t>
+        <w:t>中国9月CPI同比0.9%，同比涨幅为三个月高点，前值为0.8%。 中国9月PP</w:t>
       </w:r>
     </w:p>
     <w:p>
@@ -755,7 +755,7 @@
           <w:color w:val="8A939E"/>
           <w:sz w:val="18"/>
         </w:rPr>
-        <w:t>热度 0.758（爆点）· 15 篇 / 3 家媒体 · 大宗与能化</w:t>
+        <w:t>热度 0.761（爆点）· 13 篇 / 4 家媒体 · 宏观政策</w:t>
       </w:r>
     </w:p>
     <w:p>
@@ -767,7 +767,7 @@
         <w:t>事件概述：</w:t>
       </w:r>
       <w:r>
-        <w:t>「内盘期货夜市涨跌各异，低硫燃油收涨超6.7%，燃油涨约4.5%，甲醇跌约5.1%」由 15 篇报道聚合而成，覆盖 3 家媒体，热度 0.758（爆点），所属板块类目：大宗与能化。</w:t>
+        <w:t>「中国9月CPI同比0.9%，同比涨幅为三个月高点，前值为0.8%。 中国9月PP」由 13 篇报道聚合而成，覆盖 4 家媒体，热度 0.761（爆点），所属板块类目：宏观政策。</w:t>
       </w:r>
     </w:p>
     <w:p>
@@ -779,7 +779,7 @@
         <w:t>关键信息：</w:t>
       </w:r>
       <w:r>
-        <w:t>内盘期货夜市涨跌各异，低硫燃油收涨超6.7%，燃油涨约4.5%，甲醇跌约5.1%；开盘|国内期货主力合约涨跌不一 低硫燃料油（LU）涨近6%；国内商品期货夜盘开盘 主力合约跌多涨少</w:t>
+        <w:t>中国9月CPI同比0.9%，同比涨幅为三个月高点，前值为0.8%。 中国9月PP；中国9月CPI中的食品价格同比下降1.7%，非食品价格同比上涨1.5%。；国家统计局：2026年9月份CPI、PPI同比涨幅均扩大</w:t>
       </w:r>
     </w:p>
     <w:p>
@@ -791,7 +791,7 @@
         <w:t>市场影响：</w:t>
       </w:r>
       <w:r>
-        <w:t>关联板块代码：本簇未携带板块标签。（LLM 不可用，未生成研判，以上为检索与统计事实）</w:t>
+        <w:t>关联板块代码：BK0478、BK0464、BK0800、BK0732、BK1617。（LLM 不可用，未生成研判，以上为检索与统计事实）</w:t>
       </w:r>
     </w:p>
     <w:p>
@@ -812,7 +812,7 @@
           <w:color w:val="8A939E"/>
           <w:sz w:val="17"/>
         </w:rPr>
-        <w:t>引用：[1]内盘期货夜市涨跌各异，低硫燃油收涨超6.7%，燃油涨 / [2]开盘|国内期货主力合约涨跌不一 低硫燃料油（LU）涨 / [3]国内商品期货夜盘开盘 主力合约跌多涨少 / [4]华泰期货：俄罗斯炼厂检修量维持高位，关注燃油供应恢复</w:t>
+        <w:t>引用：[1]中国9月CPI同比0.9%，同比涨幅为三个月高点，前 / [2]中国9月CPI中的食品价格同比下降1.7%，非食品价 / [3]国家统计局：2026年9月份CPI、PPI同比涨幅均 / [4]国家统计局：9月扣除食品和能源价格的核心CPI同比上</w:t>
       </w:r>
     </w:p>
     <w:p>
@@ -820,7 +820,7 @@
         <w:pStyle w:val="Heading2"/>
       </w:pPr>
       <w:r>
-        <w:t>PCB概念股震荡走弱，宏昌电子跌停，金安国纪触及跌停，华正新材、迅捷兴、贤丰控股</w:t>
+        <w:t>创业板指、科创50均跌超3%，沪指跌1.14%，深成指跌2.24%，半导体、算力</w:t>
       </w:r>
     </w:p>
     <w:p>
@@ -829,7 +829,7 @@
           <w:color w:val="8A939E"/>
           <w:sz w:val="18"/>
         </w:rPr>
-        <w:t>热度 0.751（爆点）· 17 篇 / 3 家媒体 · 金融市场</w:t>
+        <w:t>热度 0.735（爆点）· 12 篇 / 3 家媒体 · 金融市场</w:t>
       </w:r>
     </w:p>
     <w:p>
@@ -841,7 +841,7 @@
         <w:t>事件概述：</w:t>
       </w:r>
       <w:r>
-        <w:t>「PCB概念股震荡走弱，宏昌电子跌停，金安国纪触及跌停，华正新材、迅捷兴、贤丰控股」由 17 篇报道聚合而成，覆盖 3 家媒体，热度 0.751（爆点），所属板块类目：金融市场。</w:t>
+        <w:t>「创业板指、科创50均跌超3%，沪指跌1.14%，深成指跌2.24%，半导体、算力」由 12 篇报道聚合而成，覆盖 3 家媒体，热度 0.735（爆点），所属板块类目：金融市场。</w:t>
       </w:r>
     </w:p>
     <w:p>
@@ -853,7 +853,7 @@
         <w:t>关键信息：</w:t>
       </w:r>
       <w:r>
-        <w:t>PCB概念股震荡走弱，宏昌电子跌停，金安国纪触及跌停，华正新材、迅捷兴、贤丰控股；A股PCB概念股震荡回升，澳弘电子、协和电子双双涨停，超声电子此前封板，迅捷兴涨；PCB概念短线拉升 鹏鼎控股涨停</w:t>
+        <w:t>创业板指、科创50均跌超3%，沪指跌1.14%，深成指跌2.24%，半导体、算力；创业板指跌逾1% 下跌个股近4100只；今天，A股冲上热搜第一</w:t>
       </w:r>
     </w:p>
     <w:p>
@@ -865,7 +865,7 @@
         <w:t>市场影响：</w:t>
       </w:r>
       <w:r>
-        <w:t>关联板块代码：BK0815、BK0877、BK1033、BK0459、BK0890。（LLM 不可用，未生成研判，以上为检索与统计事实）</w:t>
+        <w:t>关联板块代码：BK0877、BK0815、BK1033、BK0459。（LLM 不可用，未生成研判，以上为检索与统计事实）</w:t>
       </w:r>
     </w:p>
     <w:p>
@@ -886,7 +886,7 @@
           <w:color w:val="8A939E"/>
           <w:sz w:val="17"/>
         </w:rPr>
-        <w:t>引用：[1]PCB概念股震荡走弱，宏昌电子跌停，金安国纪触及跌停 / [2]A股PCB概念股震荡回升，澳弘电子、协和电子双双涨停 / [3]PCB概念短线拉升 鹏鼎控股涨停 / [4]PCB概念表现活跃 超声电子2连板</w:t>
+        <w:t>引用：[1]创业板指、科创50均跌超3%，沪指跌1.14%，深成 / [2]创业板指跌逾1% 下跌个股近4100只 / [3]今天，A股冲上热搜第一 / [4]10月13日午间收评：创业板指半日跌近1%，PCB概</w:t>
       </w:r>
     </w:p>
     <w:p>
@@ -903,7 +903,7 @@
           <w:color w:val="8A939E"/>
           <w:sz w:val="18"/>
         </w:rPr>
-        <w:t>热度 0.742（爆点）· 12 篇 / 2 家媒体 · 半导体</w:t>
+        <w:t>热度 0.715（爆点）· 13 篇 / 2 家媒体 · 半导体</w:t>
       </w:r>
     </w:p>
     <w:p>
@@ -915,7 +915,7 @@
         <w:t>事件概述：</w:t>
       </w:r>
       <w:r>
-        <w:t>「10月13日美股成交额前20：美光跌超3% 闪迪跌约6% Meta发布Muse Wonder系列」由 12 篇报道聚合而成，覆盖 2 家媒体，热度 0.742（爆点），所属板块类目：半导体。</w:t>
+        <w:t>「10月13日美股成交额前20：美光跌超3% 闪迪跌约6% Meta发布Muse Wonder系列」由 13 篇报道聚合而成，覆盖 2 家媒体，热度 0.715（爆点），所属板块类目：半导体。</w:t>
       </w:r>
     </w:p>
     <w:p>
@@ -968,7 +968,7 @@
         <w:pStyle w:val="Heading2"/>
       </w:pPr>
       <w:r>
-        <w:t>快讯：恒指低开0.41% 恒科指跌0.96% 科网股低迷 存储概念股低开 南方东英SK海</w:t>
+        <w:t>IMF小幅上调今年全球经济增长预测至3.1% 警告全球经济“可能很快测试韧性的极限”</w:t>
       </w:r>
     </w:p>
     <w:p>
@@ -977,7 +977,7 @@
           <w:color w:val="8A939E"/>
           <w:sz w:val="18"/>
         </w:rPr>
-        <w:t>热度 0.704（爆点）· 18 篇 / 3 家媒体 · 半导体</w:t>
+        <w:t>热度 0.669（爆点）· 11 篇 / 3 家媒体 · 综合</w:t>
       </w:r>
     </w:p>
     <w:p>
@@ -989,81 +989,7 @@
         <w:t>事件概述：</w:t>
       </w:r>
       <w:r>
-        <w:t>「快讯：恒指低开0.41% 恒科指跌0.96% 科网股低迷 存储概念股低开 南方东英SK海力士产品」由 18 篇报道聚合而成，覆盖 3 家媒体，热度 0.704（爆点），所属板块类目：半导体。</w:t>
-      </w:r>
-    </w:p>
-    <w:p>
-      <w:r>
-        <w:rPr>
-          <w:b/>
-          <w:color w:val="16324F"/>
-        </w:rPr>
-        <w:t>关键信息：</w:t>
-      </w:r>
-      <w:r>
-        <w:t>快讯：恒指低开0.41% 恒科指跌0.96% 科网股低迷 存储概念股低开 南方东；港股午评：恒指跌0.39% 科指跌1.54% 科网股普跌 存储概念股低迷 南方东；快讯：恒指低开0.26% 恒科指跌0.02% 科网股低迷 黄金股走弱</w:t>
-      </w:r>
-    </w:p>
-    <w:p>
-      <w:r>
-        <w:rPr>
-          <w:b/>
-          <w:color w:val="16324F"/>
-        </w:rPr>
-        <w:t>市场影响：</w:t>
-      </w:r>
-      <w:r>
-        <w:t>关联板块代码：BK1036、BK0459。（LLM 不可用，未生成研判，以上为检索与统计事实）</w:t>
-      </w:r>
-    </w:p>
-    <w:p>
-      <w:r>
-        <w:rPr>
-          <w:b/>
-          <w:color w:val="16324F"/>
-        </w:rPr>
-        <w:t>关注要点：</w:t>
-      </w:r>
-      <w:r>
-        <w:t>建议人工复核该事件的后续进展与板块联动。</w:t>
-      </w:r>
-    </w:p>
-    <w:p>
-      <w:r>
-        <w:rPr>
-          <w:color w:val="8A939E"/>
-          <w:sz w:val="17"/>
-        </w:rPr>
-        <w:t>引用：[1]快讯：恒指低开0.41% 恒科指跌0.96% 科网股 / [2]港股午评：恒指跌0.39% 科指跌1.54% 科网股 / [3]快讯：恒指低开0.26% 恒科指跌0.02% 科网股 / [4]恒指低开0.26%，报24282.25点；恒生科技指</w:t>
-      </w:r>
-    </w:p>
-    <w:p>
-      <w:pPr>
-        <w:pStyle w:val="Heading2"/>
-      </w:pPr>
-      <w:r>
-        <w:t>IMF小幅上调今年全球经济增长预测至3.1% 警告全球经济“可能很快测试韧性的极限”</w:t>
-      </w:r>
-    </w:p>
-    <w:p>
-      <w:r>
-        <w:rPr>
-          <w:color w:val="8A939E"/>
-          <w:sz w:val="18"/>
-        </w:rPr>
-        <w:t>热度 0.703（爆点）· 11 篇 / 3 家媒体 · 综合</w:t>
-      </w:r>
-    </w:p>
-    <w:p>
-      <w:r>
-        <w:rPr>
-          <w:b/>
-          <w:color w:val="16324F"/>
-        </w:rPr>
-        <w:t>事件概述：</w:t>
-      </w:r>
-      <w:r>
-        <w:t>「IMF小幅上调今年全球经济增长预测至3.1% 警告全球经济“可能很快测试韧性的极限”」由 11 篇报道聚合而成，覆盖 3 家媒体，热度 0.703（爆点），所属板块类目：综合。</w:t>
+        <w:t>「IMF小幅上调今年全球经济增长预测至3.1% 警告全球经济“可能很快测试韧性的极限”」由 11 篇报道聚合而成，覆盖 3 家媒体，热度 0.669（爆点），所属板块类目：综合。</w:t>
       </w:r>
     </w:p>
     <w:p>
@@ -1113,6 +1039,80 @@
     </w:p>
     <w:p>
       <w:pPr>
+        <w:pStyle w:val="Heading2"/>
+      </w:pPr>
+      <w:r>
+        <w:t>快讯：恒指低开0.41% 恒科指跌0.96% 科网股低迷 存储概念股低开 南方东英SK海</w:t>
+      </w:r>
+    </w:p>
+    <w:p>
+      <w:r>
+        <w:rPr>
+          <w:color w:val="8A939E"/>
+          <w:sz w:val="18"/>
+        </w:rPr>
+        <w:t>热度 0.654（爆点）· 19 篇 / 3 家媒体 · 半导体</w:t>
+      </w:r>
+    </w:p>
+    <w:p>
+      <w:r>
+        <w:rPr>
+          <w:b/>
+          <w:color w:val="16324F"/>
+        </w:rPr>
+        <w:t>事件概述：</w:t>
+      </w:r>
+      <w:r>
+        <w:t>「快讯：恒指低开0.41% 恒科指跌0.96% 科网股低迷 存储概念股低开 南方东英SK海力士产品」由 19 篇报道聚合而成，覆盖 3 家媒体，热度 0.654（爆点），所属板块类目：半导体。</w:t>
+      </w:r>
+    </w:p>
+    <w:p>
+      <w:r>
+        <w:rPr>
+          <w:b/>
+          <w:color w:val="16324F"/>
+        </w:rPr>
+        <w:t>关键信息：</w:t>
+      </w:r>
+      <w:r>
+        <w:t>快讯：恒指低开0.41% 恒科指跌0.96% 科网股低迷 存储概念股低开 南方东；港股午评：恒指跌0.39% 科指跌1.54% 科网股普跌 存储概念股低迷 南方东；快讯：恒指低开0.26% 恒科指跌0.02% 科网股低迷 黄金股走弱</w:t>
+      </w:r>
+    </w:p>
+    <w:p>
+      <w:r>
+        <w:rPr>
+          <w:b/>
+          <w:color w:val="16324F"/>
+        </w:rPr>
+        <w:t>市场影响：</w:t>
+      </w:r>
+      <w:r>
+        <w:t>关联板块代码：BK1036、BK0459。（LLM 不可用，未生成研判，以上为检索与统计事实）</w:t>
+      </w:r>
+    </w:p>
+    <w:p>
+      <w:r>
+        <w:rPr>
+          <w:b/>
+          <w:color w:val="16324F"/>
+        </w:rPr>
+        <w:t>关注要点：</w:t>
+      </w:r>
+      <w:r>
+        <w:t>建议人工复核该事件的后续进展与板块联动。</w:t>
+      </w:r>
+    </w:p>
+    <w:p>
+      <w:r>
+        <w:rPr>
+          <w:color w:val="8A939E"/>
+          <w:sz w:val="17"/>
+        </w:rPr>
+        <w:t>引用：[1]快讯：恒指低开0.41% 恒科指跌0.96% 科网股 / [2]港股午评：恒指跌0.39% 科指跌1.54% 科网股 / [3]快讯：恒指低开0.26% 恒科指跌0.02% 科网股 / [4]港股收评：恒指涨0.3% 科指跌0.79% 科网股、</w:t>
+      </w:r>
+    </w:p>
+    <w:p>
+      <w:pPr>
         <w:pStyle w:val="Heading1"/>
       </w:pPr>
       <w:r>
@@ -1127,7 +1127,7 @@
         <w:pStyle w:val="ListBullet"/>
       </w:pPr>
       <w:r>
-        <w:t>采集：6 家媒体公开接口，累计入库 15,044 条</w:t>
+        <w:t>采集：6 家媒体公开接口，累计入库 15,109 条</w:t>
       </w:r>
     </w:p>
     <w:p>
@@ -1135,7 +1135,7 @@
         <w:pStyle w:val="ListBullet"/>
       </w:pPr>
       <w:r>
-        <w:t>三层去重：2,531 → 2,235 条（精确119/SimHash13/语义164）</w:t>
+        <w:t>三层去重：2,836 → 2,496 条（精确134/SimHash13/语义193）</w:t>
       </w:r>
     </w:p>
     <w:p>
